--- a/forms/permits/koc_checklist.docx
+++ b/forms/permits/koc_checklist.docx
@@ -70,7 +70,7 @@
                   <wp:extent cx="647700" cy="653536"/>
                   <wp:effectExtent l="0" t="0" r="0" b="0"/>
                   <wp:wrapSquare wrapText="bothSides"/>
-                  <wp:docPr id="161" name="Picture 161" descr="C:\Users\nqallaf\Desktop\images.jpg"/>
+                  <wp:docPr id="161" name="Picture 161" descr=""/>
                   <wp:cNvGraphicFramePr>
                     <a:graphicFrameLocks xmlns:a="http://schemas.openxmlformats.org/drawingml/2006/main" noChangeAspect="1"/>
                   </wp:cNvGraphicFramePr>
@@ -78,7 +78,7 @@
                     <a:graphicData uri="http://schemas.openxmlformats.org/drawingml/2006/picture">
                       <pic:pic xmlns:pic="http://schemas.openxmlformats.org/drawingml/2006/picture">
                         <pic:nvPicPr>
-                          <pic:cNvPr id="0" name="Picture 1" descr="C:\Users\nqallaf\Desktop\images.jpg"/>
+                          <pic:cNvPr id="0" name="Picture 1" descr=""/>
                           <pic:cNvPicPr>
                             <a:picLocks noChangeAspect="1" noChangeArrowheads="1"/>
                           </pic:cNvPicPr>
